--- a/Sprint 2 Test Cases.docx
+++ b/Sprint 2 Test Cases.docx
@@ -465,10 +465,21 @@
               <w:rPr>
                 <w:b/>
                 <w:bCs/>
-                <w:sz w:val="24"/>
-                <w:szCs w:val="24"/>
-              </w:rPr>
-            </w:pPr>
+                <w:color w:val="70AD47" w:themeColor="accent6"/>
+                <w:sz w:val="24"/>
+                <w:szCs w:val="24"/>
+              </w:rPr>
+            </w:pPr>
+            <w:r>
+              <w:rPr>
+                <w:b/>
+                <w:bCs/>
+                <w:color w:val="70AD47" w:themeColor="accent6"/>
+                <w:sz w:val="24"/>
+                <w:szCs w:val="24"/>
+              </w:rPr>
+              <w:t>PASSED</w:t>
+            </w:r>
           </w:p>
         </w:tc>
       </w:tr>
@@ -575,10 +586,22 @@
             <w:pPr>
               <w:jc w:val="center"/>
               <w:rPr>
-                <w:sz w:val="24"/>
-                <w:szCs w:val="24"/>
-              </w:rPr>
-            </w:pPr>
+                <w:b/>
+                <w:bCs/>
+                <w:sz w:val="24"/>
+                <w:szCs w:val="24"/>
+              </w:rPr>
+            </w:pPr>
+            <w:r>
+              <w:rPr>
+                <w:b/>
+                <w:bCs/>
+                <w:color w:val="70AD47" w:themeColor="accent6"/>
+                <w:sz w:val="24"/>
+                <w:szCs w:val="24"/>
+              </w:rPr>
+              <w:t>PASSED</w:t>
+            </w:r>
           </w:p>
         </w:tc>
       </w:tr>
@@ -626,7 +649,21 @@
                 <w:sz w:val="24"/>
                 <w:szCs w:val="24"/>
               </w:rPr>
-              <w:t>Alarm Node to Sensor Node communication</w:t>
+              <w:t xml:space="preserve">Alarm Node to </w:t>
+            </w:r>
+            <w:r>
+              <w:rPr>
+                <w:sz w:val="24"/>
+                <w:szCs w:val="24"/>
+              </w:rPr>
+              <w:t>Mitigation</w:t>
+            </w:r>
+            <w:r>
+              <w:rPr>
+                <w:sz w:val="24"/>
+                <w:szCs w:val="24"/>
+              </w:rPr>
+              <w:t xml:space="preserve"> Node communication</w:t>
             </w:r>
           </w:p>
         </w:tc>
@@ -684,6 +721,16 @@
                 <w:szCs w:val="24"/>
               </w:rPr>
             </w:pPr>
+            <w:r>
+              <w:rPr>
+                <w:b/>
+                <w:bCs/>
+                <w:color w:val="70AD47" w:themeColor="accent6"/>
+                <w:sz w:val="24"/>
+                <w:szCs w:val="24"/>
+              </w:rPr>
+              <w:t>PASSED</w:t>
+            </w:r>
           </w:p>
         </w:tc>
       </w:tr>
@@ -731,7 +778,7 @@
                 <w:sz w:val="24"/>
                 <w:szCs w:val="24"/>
               </w:rPr>
-              <w:t>Dashboard Mitigation Node manual override priority</w:t>
+              <w:t>Delivery confirmations (ACK)</w:t>
             </w:r>
           </w:p>
         </w:tc>
@@ -751,7 +798,14 @@
                 <w:sz w:val="24"/>
                 <w:szCs w:val="24"/>
               </w:rPr>
-              <w:t>Type a command character into the Alert Node’s serial monitor to simulate force mitigation actions on the dashboard</w:t>
+              <w:t>Monitor Sensor Node and Alert Node’s Serial Monitors during communications</w:t>
+            </w:r>
+            <w:r>
+              <w:rPr>
+                <w:sz w:val="24"/>
+                <w:szCs w:val="24"/>
+              </w:rPr>
+              <w:t xml:space="preserve"> and active transmissions</w:t>
             </w:r>
           </w:p>
         </w:tc>
@@ -771,7 +825,30 @@
                 <w:sz w:val="24"/>
                 <w:szCs w:val="24"/>
               </w:rPr>
-              <w:t>The simulated instructions override fuzzy logic calculated actions, and Mitigation Node carries out forced actions</w:t>
+              <w:t xml:space="preserve">The </w:t>
+            </w:r>
+            <w:r>
+              <w:rPr>
+                <w:sz w:val="24"/>
+                <w:szCs w:val="24"/>
+              </w:rPr>
+              <w:t>transmitting modules print a formal “</w:t>
+            </w:r>
+            <w:r>
+              <w:rPr>
+                <w:i/>
+                <w:iCs/>
+                <w:sz w:val="24"/>
+                <w:szCs w:val="24"/>
+              </w:rPr>
+              <w:t>DELIVERY SUCCESS</w:t>
+            </w:r>
+            <w:r>
+              <w:rPr>
+                <w:sz w:val="24"/>
+                <w:szCs w:val="24"/>
+              </w:rPr>
+              <w:t>” acknowledgement message for each packet</w:t>
             </w:r>
           </w:p>
         </w:tc>
@@ -783,10 +860,22 @@
             <w:pPr>
               <w:jc w:val="center"/>
               <w:rPr>
-                <w:sz w:val="24"/>
-                <w:szCs w:val="24"/>
-              </w:rPr>
-            </w:pPr>
+                <w:b/>
+                <w:bCs/>
+                <w:sz w:val="24"/>
+                <w:szCs w:val="24"/>
+              </w:rPr>
+            </w:pPr>
+            <w:r>
+              <w:rPr>
+                <w:b/>
+                <w:bCs/>
+                <w:color w:val="70AD47" w:themeColor="accent6"/>
+                <w:sz w:val="24"/>
+                <w:szCs w:val="24"/>
+              </w:rPr>
+              <w:t>PASSED</w:t>
+            </w:r>
           </w:p>
         </w:tc>
       </w:tr>
@@ -834,7 +923,7 @@
                 <w:sz w:val="24"/>
                 <w:szCs w:val="24"/>
               </w:rPr>
-              <w:t>Delivery confirmations (ACK)</w:t>
+              <w:t>Connectionless Recovery</w:t>
             </w:r>
           </w:p>
         </w:tc>
@@ -854,14 +943,35 @@
                 <w:sz w:val="24"/>
                 <w:szCs w:val="24"/>
               </w:rPr>
-              <w:t>Monitor Sensor Node and Alert Node’s Serial Monitors during communications</w:t>
-            </w:r>
-            <w:r>
-              <w:rPr>
-                <w:sz w:val="24"/>
-                <w:szCs w:val="24"/>
-              </w:rPr>
-              <w:t xml:space="preserve"> and active transmissions</w:t>
+              <w:t>Unplug the Alarm Node from power for 10 seconds</w:t>
+            </w:r>
+            <w:r>
+              <w:rPr>
+                <w:sz w:val="24"/>
+                <w:szCs w:val="24"/>
+              </w:rPr>
+              <w:t xml:space="preserve"> during active operation, then repowe</w:t>
+            </w:r>
+            <w:r>
+              <w:rPr>
+                <w:sz w:val="24"/>
+                <w:szCs w:val="24"/>
+              </w:rPr>
+              <w:t>r</w:t>
+            </w:r>
+            <w:r>
+              <w:rPr>
+                <w:sz w:val="24"/>
+                <w:szCs w:val="24"/>
+              </w:rPr>
+              <w:t xml:space="preserve">. </w:t>
+            </w:r>
+            <w:r>
+              <w:rPr>
+                <w:sz w:val="24"/>
+                <w:szCs w:val="24"/>
+              </w:rPr>
+              <w:t xml:space="preserve"> </w:t>
             </w:r>
           </w:p>
         </w:tc>
@@ -881,14 +991,7 @@
                 <w:sz w:val="24"/>
                 <w:szCs w:val="24"/>
               </w:rPr>
-              <w:t xml:space="preserve">The </w:t>
-            </w:r>
-            <w:r>
-              <w:rPr>
-                <w:sz w:val="24"/>
-                <w:szCs w:val="24"/>
-              </w:rPr>
-              <w:t>transmitting modules print a formal “DELIVERY SUCCESS” acknowledgement message for each packet</w:t>
+              <w:t>Sensor Node re-establishes data transmission without manual resets or intervention</w:t>
             </w:r>
           </w:p>
         </w:tc>
@@ -900,141 +1003,22 @@
             <w:pPr>
               <w:jc w:val="center"/>
               <w:rPr>
-                <w:sz w:val="24"/>
-                <w:szCs w:val="24"/>
-              </w:rPr>
-            </w:pPr>
-          </w:p>
-        </w:tc>
-      </w:tr>
-      <w:tr>
-        <w:tc>
-          <w:tcPr>
-            <w:tcW w:w="986" w:type="dxa"/>
-          </w:tcPr>
-          <w:p>
-            <w:pPr>
-              <w:rPr>
-                <w:sz w:val="24"/>
-                <w:szCs w:val="24"/>
-              </w:rPr>
-            </w:pPr>
-            <w:r>
-              <w:rPr>
-                <w:sz w:val="24"/>
-                <w:szCs w:val="24"/>
-              </w:rPr>
-              <w:t xml:space="preserve">TC - </w:t>
-            </w:r>
-            <w:r>
-              <w:rPr>
-                <w:sz w:val="24"/>
-                <w:szCs w:val="24"/>
-              </w:rPr>
-              <w:t>20</w:t>
-            </w:r>
-          </w:p>
-        </w:tc>
-        <w:tc>
-          <w:tcPr>
-            <w:tcW w:w="1844" w:type="dxa"/>
-          </w:tcPr>
-          <w:p>
-            <w:pPr>
-              <w:rPr>
-                <w:sz w:val="24"/>
-                <w:szCs w:val="24"/>
-              </w:rPr>
-            </w:pPr>
-            <w:r>
-              <w:rPr>
-                <w:sz w:val="24"/>
-                <w:szCs w:val="24"/>
-              </w:rPr>
-              <w:t>Connectionless Recovery</w:t>
-            </w:r>
-          </w:p>
-        </w:tc>
-        <w:tc>
-          <w:tcPr>
-            <w:tcW w:w="2507" w:type="dxa"/>
-          </w:tcPr>
-          <w:p>
-            <w:pPr>
-              <w:rPr>
-                <w:sz w:val="24"/>
-                <w:szCs w:val="24"/>
-              </w:rPr>
-            </w:pPr>
-            <w:r>
-              <w:rPr>
-                <w:sz w:val="24"/>
-                <w:szCs w:val="24"/>
-              </w:rPr>
-              <w:t>Unplug the Alarm Node from power for 10 seconds</w:t>
-            </w:r>
-            <w:r>
-              <w:rPr>
-                <w:sz w:val="24"/>
-                <w:szCs w:val="24"/>
-              </w:rPr>
-              <w:t xml:space="preserve"> during active operation, then repowe</w:t>
-            </w:r>
-            <w:r>
-              <w:rPr>
-                <w:sz w:val="24"/>
-                <w:szCs w:val="24"/>
-              </w:rPr>
-              <w:t>r</w:t>
-            </w:r>
-            <w:r>
-              <w:rPr>
-                <w:sz w:val="24"/>
-                <w:szCs w:val="24"/>
-              </w:rPr>
-              <w:t xml:space="preserve">. </w:t>
-            </w:r>
-            <w:r>
-              <w:rPr>
-                <w:sz w:val="24"/>
-                <w:szCs w:val="24"/>
-              </w:rPr>
-              <w:t xml:space="preserve"> </w:t>
-            </w:r>
-          </w:p>
-        </w:tc>
-        <w:tc>
-          <w:tcPr>
-            <w:tcW w:w="2455" w:type="dxa"/>
-          </w:tcPr>
-          <w:p>
-            <w:pPr>
-              <w:rPr>
-                <w:sz w:val="24"/>
-                <w:szCs w:val="24"/>
-              </w:rPr>
-            </w:pPr>
-            <w:r>
-              <w:rPr>
-                <w:sz w:val="24"/>
-                <w:szCs w:val="24"/>
-              </w:rPr>
-              <w:t>Sensor Node re-establishes data transmission without manual resets or intervention</w:t>
-            </w:r>
-          </w:p>
-        </w:tc>
-        <w:tc>
-          <w:tcPr>
-            <w:tcW w:w="1224" w:type="dxa"/>
-          </w:tcPr>
-          <w:p>
-            <w:pPr>
-              <w:jc w:val="center"/>
-              <w:rPr>
-                <w:sz w:val="24"/>
-                <w:szCs w:val="24"/>
-              </w:rPr>
-            </w:pPr>
+                <w:b/>
+                <w:bCs/>
+                <w:sz w:val="24"/>
+                <w:szCs w:val="24"/>
+              </w:rPr>
+            </w:pPr>
+            <w:r>
+              <w:rPr>
+                <w:b/>
+                <w:bCs/>
+                <w:color w:val="70AD47" w:themeColor="accent6"/>
+                <w:sz w:val="24"/>
+                <w:szCs w:val="24"/>
+              </w:rPr>
+              <w:t>PASSED</w:t>
+            </w:r>
           </w:p>
         </w:tc>
       </w:tr>
@@ -1083,11 +1067,664 @@
                 <w:szCs w:val="24"/>
               </w:rPr>
             </w:pPr>
+            <w:r>
+              <w:rPr>
+                <w:color w:val="000000" w:themeColor="text1"/>
+                <w:sz w:val="24"/>
+                <w:szCs w:val="24"/>
+              </w:rPr>
+              <w:t xml:space="preserve">• Accidently unplugged </w:t>
+            </w:r>
+            <w:r>
+              <w:rPr>
+                <w:color w:val="000000" w:themeColor="text1"/>
+                <w:sz w:val="24"/>
+                <w:szCs w:val="24"/>
+              </w:rPr>
+              <w:t>M</w:t>
+            </w:r>
+            <w:r>
+              <w:rPr>
+                <w:color w:val="000000" w:themeColor="text1"/>
+                <w:sz w:val="24"/>
+                <w:szCs w:val="24"/>
+              </w:rPr>
+              <w:t xml:space="preserve">itigation </w:t>
+            </w:r>
+            <w:r>
+              <w:rPr>
+                <w:color w:val="000000" w:themeColor="text1"/>
+                <w:sz w:val="24"/>
+                <w:szCs w:val="24"/>
+              </w:rPr>
+              <w:t>N</w:t>
+            </w:r>
+            <w:r>
+              <w:rPr>
+                <w:color w:val="000000" w:themeColor="text1"/>
+                <w:sz w:val="24"/>
+                <w:szCs w:val="24"/>
+              </w:rPr>
+              <w:t xml:space="preserve">ode. Alert </w:t>
+            </w:r>
+            <w:r>
+              <w:rPr>
+                <w:color w:val="000000" w:themeColor="text1"/>
+                <w:sz w:val="24"/>
+                <w:szCs w:val="24"/>
+              </w:rPr>
+              <w:t>N</w:t>
+            </w:r>
+            <w:r>
+              <w:rPr>
+                <w:color w:val="000000" w:themeColor="text1"/>
+                <w:sz w:val="24"/>
+                <w:szCs w:val="24"/>
+              </w:rPr>
+              <w:t>ode</w:t>
+            </w:r>
+            <w:r>
+              <w:rPr>
+                <w:color w:val="000000" w:themeColor="text1"/>
+                <w:sz w:val="24"/>
+                <w:szCs w:val="24"/>
+              </w:rPr>
+              <w:t>’s Serial Monitor</w:t>
+            </w:r>
+            <w:r>
+              <w:rPr>
+                <w:color w:val="000000" w:themeColor="text1"/>
+                <w:sz w:val="24"/>
+                <w:szCs w:val="24"/>
+              </w:rPr>
+              <w:t xml:space="preserve"> was </w:t>
+            </w:r>
+            <w:r>
+              <w:rPr>
+                <w:color w:val="000000" w:themeColor="text1"/>
+                <w:sz w:val="24"/>
+                <w:szCs w:val="24"/>
+              </w:rPr>
+              <w:t xml:space="preserve">correctly </w:t>
+            </w:r>
+            <w:r>
+              <w:rPr>
+                <w:color w:val="000000" w:themeColor="text1"/>
+                <w:sz w:val="24"/>
+                <w:szCs w:val="24"/>
+              </w:rPr>
+              <w:t xml:space="preserve">showing </w:t>
+            </w:r>
+            <w:r>
+              <w:rPr>
+                <w:color w:val="000000" w:themeColor="text1"/>
+                <w:sz w:val="24"/>
+                <w:szCs w:val="24"/>
+              </w:rPr>
+              <w:t>“Delivery Failed”, and when reconnected to power</w:t>
+            </w:r>
+            <w:r>
+              <w:rPr>
+                <w:color w:val="000000" w:themeColor="text1"/>
+                <w:sz w:val="24"/>
+                <w:szCs w:val="24"/>
+              </w:rPr>
+              <w:t xml:space="preserve"> transmission between the Alert Node and the Mitigation Node resumed</w:t>
+            </w:r>
+            <w:r>
+              <w:rPr>
+                <w:color w:val="000000" w:themeColor="text1"/>
+                <w:sz w:val="24"/>
+                <w:szCs w:val="24"/>
+              </w:rPr>
+              <w:t xml:space="preserve">, the Mitigation Node’s Serial Monitor </w:t>
+            </w:r>
+            <w:r>
+              <w:rPr>
+                <w:color w:val="000000" w:themeColor="text1"/>
+                <w:sz w:val="24"/>
+                <w:szCs w:val="24"/>
+              </w:rPr>
+              <w:t xml:space="preserve">continued </w:t>
+            </w:r>
+            <w:r>
+              <w:rPr>
+                <w:color w:val="000000" w:themeColor="text1"/>
+                <w:sz w:val="24"/>
+                <w:szCs w:val="24"/>
+              </w:rPr>
+              <w:t xml:space="preserve">displaying incoming packets sent by the </w:t>
+            </w:r>
+            <w:r>
+              <w:rPr>
+                <w:color w:val="000000" w:themeColor="text1"/>
+                <w:sz w:val="24"/>
+                <w:szCs w:val="24"/>
+              </w:rPr>
+              <w:t>Alert Node.</w:t>
+            </w:r>
           </w:p>
         </w:tc>
       </w:tr>
     </w:tbl>
     <w:p/>
+    <w:p>
+      <w:r>
+        <w:lastRenderedPageBreak/>
+        <w:drawing>
+          <wp:inline distT="0" distB="0" distL="0" distR="0" wp14:anchorId="15F2FAE6" wp14:editId="513605CA">
+            <wp:extent cx="5731510" cy="3896995"/>
+            <wp:effectExtent l="0" t="0" r="2540" b="8255"/>
+            <wp:docPr id="1904801303" name="Picture 1"/>
+            <wp:cNvGraphicFramePr>
+              <a:graphicFrameLocks xmlns:a="http://schemas.openxmlformats.org/drawingml/2006/main" noChangeAspect="1"/>
+            </wp:cNvGraphicFramePr>
+            <a:graphic xmlns:a="http://schemas.openxmlformats.org/drawingml/2006/main">
+              <a:graphicData uri="http://schemas.openxmlformats.org/drawingml/2006/picture">
+                <pic:pic xmlns:pic="http://schemas.openxmlformats.org/drawingml/2006/picture">
+                  <pic:nvPicPr>
+                    <pic:cNvPr id="1904801303" name=""/>
+                    <pic:cNvPicPr/>
+                  </pic:nvPicPr>
+                  <pic:blipFill>
+                    <a:blip r:embed="rId5"/>
+                    <a:stretch>
+                      <a:fillRect/>
+                    </a:stretch>
+                  </pic:blipFill>
+                  <pic:spPr>
+                    <a:xfrm>
+                      <a:off x="0" y="0"/>
+                      <a:ext cx="5731510" cy="3896995"/>
+                    </a:xfrm>
+                    <a:prstGeom prst="rect">
+                      <a:avLst/>
+                    </a:prstGeom>
+                  </pic:spPr>
+                </pic:pic>
+              </a:graphicData>
+            </a:graphic>
+          </wp:inline>
+        </w:drawing>
+      </w:r>
+    </w:p>
+    <w:p>
+      <w:r>
+        <w:drawing>
+          <wp:inline distT="0" distB="0" distL="0" distR="0" wp14:anchorId="4874871B" wp14:editId="7EC8221F">
+            <wp:extent cx="5731510" cy="1600835"/>
+            <wp:effectExtent l="0" t="0" r="2540" b="0"/>
+            <wp:docPr id="1582853252" name="Picture 1"/>
+            <wp:cNvGraphicFramePr>
+              <a:graphicFrameLocks xmlns:a="http://schemas.openxmlformats.org/drawingml/2006/main" noChangeAspect="1"/>
+            </wp:cNvGraphicFramePr>
+            <a:graphic xmlns:a="http://schemas.openxmlformats.org/drawingml/2006/main">
+              <a:graphicData uri="http://schemas.openxmlformats.org/drawingml/2006/picture">
+                <pic:pic xmlns:pic="http://schemas.openxmlformats.org/drawingml/2006/picture">
+                  <pic:nvPicPr>
+                    <pic:cNvPr id="1582853252" name=""/>
+                    <pic:cNvPicPr/>
+                  </pic:nvPicPr>
+                  <pic:blipFill>
+                    <a:blip r:embed="rId6"/>
+                    <a:stretch>
+                      <a:fillRect/>
+                    </a:stretch>
+                  </pic:blipFill>
+                  <pic:spPr>
+                    <a:xfrm>
+                      <a:off x="0" y="0"/>
+                      <a:ext cx="5731510" cy="1600835"/>
+                    </a:xfrm>
+                    <a:prstGeom prst="rect">
+                      <a:avLst/>
+                    </a:prstGeom>
+                  </pic:spPr>
+                </pic:pic>
+              </a:graphicData>
+            </a:graphic>
+          </wp:inline>
+        </w:drawing>
+      </w:r>
+    </w:p>
+    <w:p>
+      <w:r>
+        <w:drawing>
+          <wp:inline distT="0" distB="0" distL="0" distR="0" wp14:anchorId="310EA302" wp14:editId="3DB5698E">
+            <wp:extent cx="5731510" cy="2319020"/>
+            <wp:effectExtent l="0" t="0" r="2540" b="5080"/>
+            <wp:docPr id="1206952190" name="Picture 1"/>
+            <wp:cNvGraphicFramePr>
+              <a:graphicFrameLocks xmlns:a="http://schemas.openxmlformats.org/drawingml/2006/main" noChangeAspect="1"/>
+            </wp:cNvGraphicFramePr>
+            <a:graphic xmlns:a="http://schemas.openxmlformats.org/drawingml/2006/main">
+              <a:graphicData uri="http://schemas.openxmlformats.org/drawingml/2006/picture">
+                <pic:pic xmlns:pic="http://schemas.openxmlformats.org/drawingml/2006/picture">
+                  <pic:nvPicPr>
+                    <pic:cNvPr id="1206952190" name=""/>
+                    <pic:cNvPicPr/>
+                  </pic:nvPicPr>
+                  <pic:blipFill>
+                    <a:blip r:embed="rId7"/>
+                    <a:stretch>
+                      <a:fillRect/>
+                    </a:stretch>
+                  </pic:blipFill>
+                  <pic:spPr>
+                    <a:xfrm>
+                      <a:off x="0" y="0"/>
+                      <a:ext cx="5731510" cy="2319020"/>
+                    </a:xfrm>
+                    <a:prstGeom prst="rect">
+                      <a:avLst/>
+                    </a:prstGeom>
+                  </pic:spPr>
+                </pic:pic>
+              </a:graphicData>
+            </a:graphic>
+          </wp:inline>
+        </w:drawing>
+      </w:r>
+    </w:p>
+    <w:p/>
+    <w:p>
+      <w:r>
+        <w:lastRenderedPageBreak/>
+        <w:drawing>
+          <wp:inline distT="0" distB="0" distL="0" distR="0" wp14:anchorId="69078072" wp14:editId="726282D8">
+            <wp:extent cx="5731510" cy="2162175"/>
+            <wp:effectExtent l="0" t="0" r="2540" b="9525"/>
+            <wp:docPr id="2111610863" name="Picture 1"/>
+            <wp:cNvGraphicFramePr>
+              <a:graphicFrameLocks xmlns:a="http://schemas.openxmlformats.org/drawingml/2006/main" noChangeAspect="1"/>
+            </wp:cNvGraphicFramePr>
+            <a:graphic xmlns:a="http://schemas.openxmlformats.org/drawingml/2006/main">
+              <a:graphicData uri="http://schemas.openxmlformats.org/drawingml/2006/picture">
+                <pic:pic xmlns:pic="http://schemas.openxmlformats.org/drawingml/2006/picture">
+                  <pic:nvPicPr>
+                    <pic:cNvPr id="2111610863" name=""/>
+                    <pic:cNvPicPr/>
+                  </pic:nvPicPr>
+                  <pic:blipFill>
+                    <a:blip r:embed="rId8"/>
+                    <a:stretch>
+                      <a:fillRect/>
+                    </a:stretch>
+                  </pic:blipFill>
+                  <pic:spPr>
+                    <a:xfrm>
+                      <a:off x="0" y="0"/>
+                      <a:ext cx="5731510" cy="2162175"/>
+                    </a:xfrm>
+                    <a:prstGeom prst="rect">
+                      <a:avLst/>
+                    </a:prstGeom>
+                  </pic:spPr>
+                </pic:pic>
+              </a:graphicData>
+            </a:graphic>
+          </wp:inline>
+        </w:drawing>
+      </w:r>
+    </w:p>
+    <w:p>
+      <w:r>
+        <w:drawing>
+          <wp:inline distT="0" distB="0" distL="0" distR="0" wp14:anchorId="295CFB5F" wp14:editId="1B9C0EF0">
+            <wp:extent cx="5731510" cy="2028825"/>
+            <wp:effectExtent l="0" t="0" r="2540" b="9525"/>
+            <wp:docPr id="1321416587" name="Picture 1"/>
+            <wp:cNvGraphicFramePr>
+              <a:graphicFrameLocks xmlns:a="http://schemas.openxmlformats.org/drawingml/2006/main" noChangeAspect="1"/>
+            </wp:cNvGraphicFramePr>
+            <a:graphic xmlns:a="http://schemas.openxmlformats.org/drawingml/2006/main">
+              <a:graphicData uri="http://schemas.openxmlformats.org/drawingml/2006/picture">
+                <pic:pic xmlns:pic="http://schemas.openxmlformats.org/drawingml/2006/picture">
+                  <pic:nvPicPr>
+                    <pic:cNvPr id="1321416587" name=""/>
+                    <pic:cNvPicPr/>
+                  </pic:nvPicPr>
+                  <pic:blipFill>
+                    <a:blip r:embed="rId9"/>
+                    <a:stretch>
+                      <a:fillRect/>
+                    </a:stretch>
+                  </pic:blipFill>
+                  <pic:spPr>
+                    <a:xfrm>
+                      <a:off x="0" y="0"/>
+                      <a:ext cx="5731510" cy="2028825"/>
+                    </a:xfrm>
+                    <a:prstGeom prst="rect">
+                      <a:avLst/>
+                    </a:prstGeom>
+                  </pic:spPr>
+                </pic:pic>
+              </a:graphicData>
+            </a:graphic>
+          </wp:inline>
+        </w:drawing>
+      </w:r>
+    </w:p>
+    <w:p/>
+    <w:p>
+      <w:r>
+        <w:drawing>
+          <wp:inline distT="0" distB="0" distL="0" distR="0" wp14:anchorId="615F659E" wp14:editId="531852D1">
+            <wp:extent cx="5731510" cy="1400175"/>
+            <wp:effectExtent l="0" t="0" r="2540" b="9525"/>
+            <wp:docPr id="1944860662" name="Picture 1"/>
+            <wp:cNvGraphicFramePr>
+              <a:graphicFrameLocks xmlns:a="http://schemas.openxmlformats.org/drawingml/2006/main" noChangeAspect="1"/>
+            </wp:cNvGraphicFramePr>
+            <a:graphic xmlns:a="http://schemas.openxmlformats.org/drawingml/2006/main">
+              <a:graphicData uri="http://schemas.openxmlformats.org/drawingml/2006/picture">
+                <pic:pic xmlns:pic="http://schemas.openxmlformats.org/drawingml/2006/picture">
+                  <pic:nvPicPr>
+                    <pic:cNvPr id="1944860662" name=""/>
+                    <pic:cNvPicPr/>
+                  </pic:nvPicPr>
+                  <pic:blipFill>
+                    <a:blip r:embed="rId10"/>
+                    <a:stretch>
+                      <a:fillRect/>
+                    </a:stretch>
+                  </pic:blipFill>
+                  <pic:spPr>
+                    <a:xfrm>
+                      <a:off x="0" y="0"/>
+                      <a:ext cx="5731510" cy="1400175"/>
+                    </a:xfrm>
+                    <a:prstGeom prst="rect">
+                      <a:avLst/>
+                    </a:prstGeom>
+                  </pic:spPr>
+                </pic:pic>
+              </a:graphicData>
+            </a:graphic>
+          </wp:inline>
+        </w:drawing>
+      </w:r>
+    </w:p>
+    <w:p/>
+    <w:p>
+      <w:r>
+        <w:drawing>
+          <wp:inline distT="0" distB="0" distL="0" distR="0" wp14:anchorId="3F7EAE4E" wp14:editId="7A33F18E">
+            <wp:extent cx="5731510" cy="1900555"/>
+            <wp:effectExtent l="0" t="0" r="2540" b="4445"/>
+            <wp:docPr id="603770214" name="Picture 1"/>
+            <wp:cNvGraphicFramePr>
+              <a:graphicFrameLocks xmlns:a="http://schemas.openxmlformats.org/drawingml/2006/main" noChangeAspect="1"/>
+            </wp:cNvGraphicFramePr>
+            <a:graphic xmlns:a="http://schemas.openxmlformats.org/drawingml/2006/main">
+              <a:graphicData uri="http://schemas.openxmlformats.org/drawingml/2006/picture">
+                <pic:pic xmlns:pic="http://schemas.openxmlformats.org/drawingml/2006/picture">
+                  <pic:nvPicPr>
+                    <pic:cNvPr id="603770214" name=""/>
+                    <pic:cNvPicPr/>
+                  </pic:nvPicPr>
+                  <pic:blipFill>
+                    <a:blip r:embed="rId11"/>
+                    <a:stretch>
+                      <a:fillRect/>
+                    </a:stretch>
+                  </pic:blipFill>
+                  <pic:spPr>
+                    <a:xfrm>
+                      <a:off x="0" y="0"/>
+                      <a:ext cx="5731510" cy="1900555"/>
+                    </a:xfrm>
+                    <a:prstGeom prst="rect">
+                      <a:avLst/>
+                    </a:prstGeom>
+                  </pic:spPr>
+                </pic:pic>
+              </a:graphicData>
+            </a:graphic>
+          </wp:inline>
+        </w:drawing>
+      </w:r>
+    </w:p>
+    <w:p>
+      <w:r>
+        <w:lastRenderedPageBreak/>
+        <w:drawing>
+          <wp:inline distT="0" distB="0" distL="0" distR="0" wp14:anchorId="0334D601" wp14:editId="1FD8547D">
+            <wp:extent cx="5731510" cy="1342390"/>
+            <wp:effectExtent l="0" t="0" r="2540" b="0"/>
+            <wp:docPr id="682308403" name="Picture 1"/>
+            <wp:cNvGraphicFramePr>
+              <a:graphicFrameLocks xmlns:a="http://schemas.openxmlformats.org/drawingml/2006/main" noChangeAspect="1"/>
+            </wp:cNvGraphicFramePr>
+            <a:graphic xmlns:a="http://schemas.openxmlformats.org/drawingml/2006/main">
+              <a:graphicData uri="http://schemas.openxmlformats.org/drawingml/2006/picture">
+                <pic:pic xmlns:pic="http://schemas.openxmlformats.org/drawingml/2006/picture">
+                  <pic:nvPicPr>
+                    <pic:cNvPr id="682308403" name=""/>
+                    <pic:cNvPicPr/>
+                  </pic:nvPicPr>
+                  <pic:blipFill>
+                    <a:blip r:embed="rId12"/>
+                    <a:stretch>
+                      <a:fillRect/>
+                    </a:stretch>
+                  </pic:blipFill>
+                  <pic:spPr>
+                    <a:xfrm>
+                      <a:off x="0" y="0"/>
+                      <a:ext cx="5731510" cy="1342390"/>
+                    </a:xfrm>
+                    <a:prstGeom prst="rect">
+                      <a:avLst/>
+                    </a:prstGeom>
+                  </pic:spPr>
+                </pic:pic>
+              </a:graphicData>
+            </a:graphic>
+          </wp:inline>
+        </w:drawing>
+      </w:r>
+    </w:p>
+    <w:p/>
+    <w:p>
+      <w:r>
+        <w:drawing>
+          <wp:inline distT="0" distB="0" distL="0" distR="0" wp14:anchorId="3C58C394" wp14:editId="1BDAC239">
+            <wp:extent cx="5731510" cy="1970405"/>
+            <wp:effectExtent l="0" t="0" r="2540" b="0"/>
+            <wp:docPr id="869060991" name="Picture 1"/>
+            <wp:cNvGraphicFramePr>
+              <a:graphicFrameLocks xmlns:a="http://schemas.openxmlformats.org/drawingml/2006/main" noChangeAspect="1"/>
+            </wp:cNvGraphicFramePr>
+            <a:graphic xmlns:a="http://schemas.openxmlformats.org/drawingml/2006/main">
+              <a:graphicData uri="http://schemas.openxmlformats.org/drawingml/2006/picture">
+                <pic:pic xmlns:pic="http://schemas.openxmlformats.org/drawingml/2006/picture">
+                  <pic:nvPicPr>
+                    <pic:cNvPr id="869060991" name=""/>
+                    <pic:cNvPicPr/>
+                  </pic:nvPicPr>
+                  <pic:blipFill>
+                    <a:blip r:embed="rId13"/>
+                    <a:stretch>
+                      <a:fillRect/>
+                    </a:stretch>
+                  </pic:blipFill>
+                  <pic:spPr>
+                    <a:xfrm>
+                      <a:off x="0" y="0"/>
+                      <a:ext cx="5731510" cy="1970405"/>
+                    </a:xfrm>
+                    <a:prstGeom prst="rect">
+                      <a:avLst/>
+                    </a:prstGeom>
+                  </pic:spPr>
+                </pic:pic>
+              </a:graphicData>
+            </a:graphic>
+          </wp:inline>
+        </w:drawing>
+      </w:r>
+    </w:p>
+    <w:p/>
+    <w:p>
+      <w:r>
+        <w:drawing>
+          <wp:inline distT="0" distB="0" distL="0" distR="0" wp14:anchorId="0BBC751F" wp14:editId="2D555596">
+            <wp:extent cx="5731510" cy="1680845"/>
+            <wp:effectExtent l="0" t="0" r="2540" b="0"/>
+            <wp:docPr id="208130707" name="Picture 1"/>
+            <wp:cNvGraphicFramePr>
+              <a:graphicFrameLocks xmlns:a="http://schemas.openxmlformats.org/drawingml/2006/main" noChangeAspect="1"/>
+            </wp:cNvGraphicFramePr>
+            <a:graphic xmlns:a="http://schemas.openxmlformats.org/drawingml/2006/main">
+              <a:graphicData uri="http://schemas.openxmlformats.org/drawingml/2006/picture">
+                <pic:pic xmlns:pic="http://schemas.openxmlformats.org/drawingml/2006/picture">
+                  <pic:nvPicPr>
+                    <pic:cNvPr id="208130707" name=""/>
+                    <pic:cNvPicPr/>
+                  </pic:nvPicPr>
+                  <pic:blipFill>
+                    <a:blip r:embed="rId14"/>
+                    <a:stretch>
+                      <a:fillRect/>
+                    </a:stretch>
+                  </pic:blipFill>
+                  <pic:spPr>
+                    <a:xfrm>
+                      <a:off x="0" y="0"/>
+                      <a:ext cx="5731510" cy="1680845"/>
+                    </a:xfrm>
+                    <a:prstGeom prst="rect">
+                      <a:avLst/>
+                    </a:prstGeom>
+                  </pic:spPr>
+                </pic:pic>
+              </a:graphicData>
+            </a:graphic>
+          </wp:inline>
+        </w:drawing>
+      </w:r>
+    </w:p>
+    <w:p>
+      <w:r>
+        <w:drawing>
+          <wp:inline distT="0" distB="0" distL="0" distR="0" wp14:anchorId="1CD921F5" wp14:editId="136B90E5">
+            <wp:extent cx="5731510" cy="1349375"/>
+            <wp:effectExtent l="0" t="0" r="2540" b="3175"/>
+            <wp:docPr id="1749219990" name="Picture 1"/>
+            <wp:cNvGraphicFramePr>
+              <a:graphicFrameLocks xmlns:a="http://schemas.openxmlformats.org/drawingml/2006/main" noChangeAspect="1"/>
+            </wp:cNvGraphicFramePr>
+            <a:graphic xmlns:a="http://schemas.openxmlformats.org/drawingml/2006/main">
+              <a:graphicData uri="http://schemas.openxmlformats.org/drawingml/2006/picture">
+                <pic:pic xmlns:pic="http://schemas.openxmlformats.org/drawingml/2006/picture">
+                  <pic:nvPicPr>
+                    <pic:cNvPr id="1749219990" name=""/>
+                    <pic:cNvPicPr/>
+                  </pic:nvPicPr>
+                  <pic:blipFill>
+                    <a:blip r:embed="rId15"/>
+                    <a:stretch>
+                      <a:fillRect/>
+                    </a:stretch>
+                  </pic:blipFill>
+                  <pic:spPr>
+                    <a:xfrm>
+                      <a:off x="0" y="0"/>
+                      <a:ext cx="5731510" cy="1349375"/>
+                    </a:xfrm>
+                    <a:prstGeom prst="rect">
+                      <a:avLst/>
+                    </a:prstGeom>
+                  </pic:spPr>
+                </pic:pic>
+              </a:graphicData>
+            </a:graphic>
+          </wp:inline>
+        </w:drawing>
+      </w:r>
+    </w:p>
+    <w:p/>
+    <w:p>
+      <w:r>
+        <w:lastRenderedPageBreak/>
+        <w:drawing>
+          <wp:inline distT="0" distB="0" distL="0" distR="0" wp14:anchorId="088933E9" wp14:editId="173F26F4">
+            <wp:extent cx="5731510" cy="2221865"/>
+            <wp:effectExtent l="0" t="0" r="2540" b="6985"/>
+            <wp:docPr id="957994859" name="Picture 1"/>
+            <wp:cNvGraphicFramePr>
+              <a:graphicFrameLocks xmlns:a="http://schemas.openxmlformats.org/drawingml/2006/main" noChangeAspect="1"/>
+            </wp:cNvGraphicFramePr>
+            <a:graphic xmlns:a="http://schemas.openxmlformats.org/drawingml/2006/main">
+              <a:graphicData uri="http://schemas.openxmlformats.org/drawingml/2006/picture">
+                <pic:pic xmlns:pic="http://schemas.openxmlformats.org/drawingml/2006/picture">
+                  <pic:nvPicPr>
+                    <pic:cNvPr id="957994859" name=""/>
+                    <pic:cNvPicPr/>
+                  </pic:nvPicPr>
+                  <pic:blipFill>
+                    <a:blip r:embed="rId16"/>
+                    <a:stretch>
+                      <a:fillRect/>
+                    </a:stretch>
+                  </pic:blipFill>
+                  <pic:spPr>
+                    <a:xfrm>
+                      <a:off x="0" y="0"/>
+                      <a:ext cx="5731510" cy="2221865"/>
+                    </a:xfrm>
+                    <a:prstGeom prst="rect">
+                      <a:avLst/>
+                    </a:prstGeom>
+                  </pic:spPr>
+                </pic:pic>
+              </a:graphicData>
+            </a:graphic>
+          </wp:inline>
+        </w:drawing>
+      </w:r>
+    </w:p>
+    <w:p>
+      <w:r>
+        <w:drawing>
+          <wp:inline distT="0" distB="0" distL="0" distR="0" wp14:anchorId="20A1006B" wp14:editId="5152D363">
+            <wp:extent cx="5731510" cy="2254250"/>
+            <wp:effectExtent l="0" t="0" r="2540" b="0"/>
+            <wp:docPr id="349239617" name="Picture 1"/>
+            <wp:cNvGraphicFramePr>
+              <a:graphicFrameLocks xmlns:a="http://schemas.openxmlformats.org/drawingml/2006/main" noChangeAspect="1"/>
+            </wp:cNvGraphicFramePr>
+            <a:graphic xmlns:a="http://schemas.openxmlformats.org/drawingml/2006/main">
+              <a:graphicData uri="http://schemas.openxmlformats.org/drawingml/2006/picture">
+                <pic:pic xmlns:pic="http://schemas.openxmlformats.org/drawingml/2006/picture">
+                  <pic:nvPicPr>
+                    <pic:cNvPr id="349239617" name=""/>
+                    <pic:cNvPicPr/>
+                  </pic:nvPicPr>
+                  <pic:blipFill>
+                    <a:blip r:embed="rId17"/>
+                    <a:stretch>
+                      <a:fillRect/>
+                    </a:stretch>
+                  </pic:blipFill>
+                  <pic:spPr>
+                    <a:xfrm>
+                      <a:off x="0" y="0"/>
+                      <a:ext cx="5731510" cy="2254250"/>
+                    </a:xfrm>
+                    <a:prstGeom prst="rect">
+                      <a:avLst/>
+                    </a:prstGeom>
+                  </pic:spPr>
+                </pic:pic>
+              </a:graphicData>
+            </a:graphic>
+          </wp:inline>
+        </w:drawing>
+      </w:r>
+    </w:p>
     <w:sectPr>
       <w:pgSz w:w="11906" w:h="16838"/>
       <w:pgMar w:top="1440" w:right="1440" w:bottom="1440" w:left="1440" w:header="708" w:footer="708" w:gutter="0"/>
